--- a/03 - Gjennomføring/Månedsrapporter/Månedsrapport mnd 04 - Mai 2025.docx
+++ b/03 - Gjennomføring/Månedsrapporter/Månedsrapport mnd 04 - Mai 2025.docx
@@ -196,7 +196,7 @@
               <w:spacing w:after="0"/>
             </w:pPr>
             <w:r>
-              <w:t>Gruppe irgesundinger</w:t>
+              <w:t>Gruppe Gruppe 4.5</w:t>
             </w:r>
           </w:p>
         </w:tc>
@@ -3013,7 +3013,7 @@
     </w:p>
     <w:p>
       <w:r>
-        <w:t>Figur 1 viser Baseline 1 (godkjent etter komprimering av 4.1 Råbygg iht. kommunestyrets vedtak NHB-IRGESUND) sammen med faktisk fremdrift pr. statusdato 31.05.2025. Eksporteres fra MS Project og settes inn under (Gantt — Tracking-visning med baseline + faktisk-stolper).</w:t>
+        <w:t>Figur 1 viser Baseline 1 (godkjent etter komprimering av 4.1 Råbygg iht. kommunestyrets vedtak NHB-2026-15) sammen med faktisk fremdrift pr. statusdato 31.05.2025. Eksporteres fra MS Project og settes inn under (Gantt — Tracking-visning med baseline + faktisk-stolper).</w:t>
       </w:r>
     </w:p>
     <w:p/>
